--- a/docs/Sportfabrik-Inventory-Uebersicht-Geschaeftsleitung.docx
+++ b/docs/Sportfabrik-Inventory-Uebersicht-Geschaeftsleitung.docx
@@ -103,7 +103,7 @@
           <w:sz w:val="22"/>
           <w:szCs w:val="22"/>
         </w:rPr>
-        <w:t xml:space="preserve">Jede Woche kommen bei uns hunderte Positionen an neuer Ware rein — Ski, Bikes, Wanderausrüstung, Laufschuhe, Tennisausrüstung, verteilt auf vier Filialen und unser externes Lager GEWA. Bisher heisst das: Rechnungen von Hand durchgehen, Artikel abtippen, irgendwo nachhalten — und hoffen, dass dabei nichts übersehen wird.</w:t>
+        <w:t xml:space="preserve">Jede Woche kommen bei uns hunderte Positionen an neuer Ware rein — Ski, Bikes, Wanderausrüstung, Laufschuhe, Tennisausrüstung, verteilt auf vier Filialen, zwei externe Verarbeitungsstellen (GEWA und VEBO) und unser Lager in Dietikon. Bisher heisst das: Rechnungen von Hand durchgehen, Artikel abtippen, irgendwo nachhalten — und hoffen, dass dabei nichts übersehen wird.</w:t>
       </w:r>
     </w:p>
     <w:p>
@@ -150,7 +150,7 @@
           <w:sz w:val="22"/>
           <w:szCs w:val="22"/>
         </w:rPr>
-        <w:t xml:space="preserve">Ein System, das für uns gemacht ist — nicht für irgendeinen Laden. Es liest Lieferantenrechnungen automatisch ein, erkennt die Artikel und legt sie zentral ab: durchsuchbar, mit vollständiger Historie, über alle vier Filialen (Volketswil, Regensdorf, Hägendorf, Conthey) und GEWA hinweg. Alles läuft auf einem eigenen Server im Geschäft — nicht in einer fremden Cloud, und ohne dass wir für jede Funktion eine externe Firma bezahlen.</w:t>
+        <w:t xml:space="preserve">Ein System, das für uns gemacht ist — nicht für irgendeinen Laden. Es liest Lieferantenrechnungen automatisch ein, erkennt die Artikel und legt sie zentral ab: durchsuchbar, mit vollständiger Historie, über alle vier Filialen (Volketswil, Regensdorf, Hägendorf, Conthey) und die externen Standorte hinweg. Alles läuft auf einem eigenen Server im Geschäft — nicht in einer fremden Cloud, und ohne dass wir für jede Funktion eine externe Firma bezahlen.</w:t>
       </w:r>
     </w:p>
     <w:p>
@@ -197,7 +197,7 @@
           <w:sz w:val="22"/>
           <w:szCs w:val="22"/>
         </w:rPr>
-        <w:t xml:space="preserve">Eine fertige Standard-Software würde unsere Abläufe nie exakt abbilden — unsere Kassenkategorien, unsere Reduktionslogik (30 / 50 / 70 %), unser GEWA-Zwischenlager, vier Filialen mit eigenen Verantwortlichkeiten. Weil wir es selbst bauen, passt es genau, kostet keine laufenden Lizenzgebühren, und wir können es jederzeit weiterentwickeln, sobald sich im Laden etwas ändert. Die Basis — Rechnungen einlesen, prüfen, Artikel durchsuchen — stand bereits; die letzten Wochen haben wir sie zu einer echten, filialübergreifenden Warenwirtschaft ausgebaut.</w:t>
+        <w:t xml:space="preserve">Eine fertige Standard-Software würde unsere Abläufe nie exakt abbilden — unsere Kassenkategorien, unsere Reduktionslogik (30 / 50 / 70 %), unsere externen Verarbeitungsstellen und das Lager Dietikon, vier Filialen mit eigenen Verantwortlichkeiten. Weil wir es selbst bauen, passt es genau, kostet keine laufenden Lizenzgebühren, und wir können es jederzeit weiterentwickeln, sobald sich im Laden etwas ändert. Die Basis — Rechnungen einlesen, prüfen, Artikel durchsuchen — stand bereits; die letzten Wochen haben wir sie zu einer echten, filialübergreifenden Warenwirtschaft ausgebaut.</w:t>
       </w:r>
     </w:p>
     <w:p>
@@ -230,7 +230,7 @@
           <w:sz w:val="22"/>
           <w:szCs w:val="22"/>
         </w:rPr>
-        <w:t xml:space="preserve">Das Fundament steht: alle vier Filialen und GEWA sind im System hinterlegt, jede Person sieht nur ihre zugewiesenen Filialen (die Zentrale alle), die Oberfläche läuft auf Deutsch, Französisch und Englisch, und jede Lieferung bucht jetzt automatisch Bestand gegen die richtige Filiale — statt nur „irgendwo geliefert“ zu vermerken. Ein automatischer Vorschlag für die passende Kassenkategorie beim Einlesen ist ebenfalls schon am Laufen. Über 130 automatisierte Tests prüfen bei jeder Änderung mit, dass nichts kaputtgeht, was schon funktioniert hat.</w:t>
+        <w:t xml:space="preserve">Das Fundament steht: alle vier Filialen und die drei externen Standorte sind im System hinterlegt, jede Person sieht nur ihre zugewiesenen Filialen (die Zentrale alle), die Oberfläche läuft auf Deutsch, Französisch und Englisch, und jede Lieferung bucht jetzt automatisch Bestand gegen die richtige Filiale — statt nur „irgendwo geliefert“ zu vermerken. Ein automatischer Vorschlag für die passende Kassenkategorie beim Einlesen ist ebenfalls schon am Laufen. Über 130 automatisierte Tests prüfen bei jeder Änderung mit, dass nichts kaputtgeht, was schon funktioniert hat.</w:t>
       </w:r>
     </w:p>
     <w:p>
